--- a/packages/domain/plantillas/maestras/2tesistas/ETAPA02/NVITACIÓN PÚBLICA_TESIS - 02 TESISTA.docx
+++ b/packages/domain/plantillas/maestras/2tesistas/ETAPA02/NVITACIÓN PÚBLICA_TESIS - 02 TESISTA.docx
@@ -492,7 +492,7 @@
         </w:tabs>
         <w:spacing w:before="8" w:line="240" w:lineRule="auto"/>
         <w:ind w:right="77"/>
-        <w:jc w:val="both"/>
+        <w:jc w:val="left"/>
         <w:rPr>
           <w:rFonts w:ascii="Calibri" w:cs="Calibri" w:eastAsia="Calibri" w:hAnsi="Calibri"/>
           <w:b w:val="1"/>
